--- a/06-学生侧材料/讲义/1-化学基础知识/离子反应-超级充实版（自学完整）.docx
+++ b/06-学生侧材料/讲义/1-化学基础知识/离子反应-超级充实版（自学完整）.docx
@@ -37,6 +37,77 @@
           <w:rFonts w:hint="eastAsia" w:ascii="Times New Roman" w:hAnsi="Times New Roman" w:eastAsia="SimHei" w:cs="Times New Roman"/>
         </w:rPr>
         <w:t xml:space="preserve">学习目标</w:t>
+      </w:r>
+    </w:p>
+    <w:p>
+      <w:pPr>
+        <w:pStyle w:val="BlockText"/>
+      </w:pPr>
+      <w:r>
+        <w:rPr>
+          <w:rFonts w:hint="eastAsia" w:ascii="Times New Roman" w:hAnsi="Times New Roman" w:eastAsia="FangSong" w:cs="Times New Roman"/>
+        </w:rPr>
+        <w:t>对齐考纲</w:t>
+      </w:r>
+      <w:r>
+        <w:rPr>
+          <w:rFonts w:hint="eastAsia" w:ascii="Times New Roman" w:hAnsi="Times New Roman" w:eastAsia="Times New Roman" w:cs="Times New Roman"/>
+        </w:rPr>
+        <w:t>：§05</w:t>
+      </w:r>
+      <w:r>
+        <w:rPr>
+          <w:rFonts w:ascii="Times New Roman" w:hAnsi="Times New Roman" w:eastAsia="Times New Roman" w:cs="Times New Roman"/>
+        </w:rPr>
+        <w:t xml:space="preserve"> </w:t>
+      </w:r>
+      <w:r>
+        <w:rPr>
+          <w:rFonts w:hint="eastAsia" w:ascii="Times New Roman" w:hAnsi="Times New Roman" w:eastAsia="FangSong" w:cs="Times New Roman"/>
+        </w:rPr>
+        <w:t>酸碱理论</w:t>
+      </w:r>
+      <w:r>
+        <w:rPr>
+          <w:rFonts w:hint="eastAsia" w:ascii="Times New Roman" w:hAnsi="Times New Roman" w:eastAsia="Times New Roman" w:cs="Times New Roman"/>
+        </w:rPr>
+        <w:t>·§07</w:t>
+      </w:r>
+      <w:r>
+        <w:rPr>
+          <w:rFonts w:ascii="Times New Roman" w:hAnsi="Times New Roman" w:eastAsia="Times New Roman" w:cs="Times New Roman"/>
+        </w:rPr>
+        <w:t xml:space="preserve"> </w:t>
+      </w:r>
+      <w:r>
+        <w:rPr>
+          <w:rFonts w:hint="eastAsia" w:ascii="Times New Roman" w:hAnsi="Times New Roman" w:eastAsia="FangSong" w:cs="Times New Roman"/>
+        </w:rPr>
+        <w:t>化学平衡</w:t>
+      </w:r>
+      <w:r>
+        <w:rPr>
+          <w:rFonts w:hint="eastAsia" w:ascii="Times New Roman" w:hAnsi="Times New Roman" w:eastAsia="Times New Roman" w:cs="Times New Roman"/>
+        </w:rPr>
+        <w:t>·§08</w:t>
+      </w:r>
+      <w:r>
+        <w:rPr>
+          <w:rFonts w:ascii="Times New Roman" w:hAnsi="Times New Roman" w:eastAsia="Times New Roman" w:cs="Times New Roman"/>
+        </w:rPr>
+        <w:t xml:space="preserve"> </w:t>
+      </w:r>
+      <w:r>
+        <w:rPr>
+          <w:rFonts w:hint="eastAsia" w:ascii="Times New Roman" w:hAnsi="Times New Roman" w:eastAsia="FangSong" w:cs="Times New Roman"/>
+        </w:rPr>
+        <w:t xml:space="preserve">氧化还原与电化学</w:t>
+      </w:r>
+      <w:r>
+        <w:rPr>
+          <w:rFonts w:ascii="Times New Roman" w:hAnsi="Times New Roman" w:eastAsia="Times New Roman" w:cs="Times New Roman"/>
+        </w:rPr>
+        <w:t xml:space="preserve"> </w:t>
       </w:r>
     </w:p>
     <w:p>
